--- a/astrobox_技術構成の評価.docx
+++ b/astrobox_技術構成の評価.docx
@@ -286,7 +286,7 @@
                 <w:sz w:val="18"/>
                 <w:rFonts w:eastAsia="Yu Gothic"/>
               </w:rPr>
-              <w:t>△（認証・レート制限・バックアップ等は自前で用意する必要がある）</w:t>
+              <w:t>○（レート制限・入力チェックは導入済み。認証機能やバックアップは自前で用意する必要がある）</w:t>
             </w:r>
           </w:p>
         </w:tc>
@@ -668,7 +668,18 @@
           <w:sz w:val="24"/>
           <w:rFonts w:eastAsia="Yu Gothic"/>
         </w:rPr>
-        <w:t>3.3 セキュリティ・堅牢性の作り込みが最小限</w:t>
+        <w:t>3.3 セキュリティ・堅牢性の作り込み</w:t>
+      </w:r>
+    </w:p>
+    <w:p>
+      <w:pPr>
+        <w:pStyle w:val="ListBullet"/>
+      </w:pPr>
+      <w:r>
+        <w:rPr>
+          <w:rFonts w:eastAsia="Yu Gothic"/>
+        </w:rPr>
+        <w:t>お問い合わせフォームには、ハニーポットに加え、Cloudflare Workers標準のレート制限機能を導入済み（同一IPアドレスから60秒間に5回を超える送信は自動的に拒否される）。メールアドレスもフォーム側の見た目のチェックだけでなく、サーバー側でも簡易的な形式チェックを行うようにしている。</w:t>
       </w:r>
     </w:p>
     <w:p>
@@ -681,18 +692,7 @@
           <w:b/>
           <w:color w:val="C00000"/>
         </w:rPr>
-        <w:t>お問い合わせフォームのスパム対策は「ハニーポット（人間には見えない入力欄）」のみで、reCAPTCHAやCloudflare Turnstileのような、より強固なボット対策は導入していない。悪意のあるスクリプトから直接APIへ大量送信された場合、これを防ぐ仕組みがない。</w:t>
-      </w:r>
-    </w:p>
-    <w:p>
-      <w:pPr>
-        <w:pStyle w:val="ListBullet"/>
-      </w:pPr>
-      <w:r>
-        <w:rPr>
-          <w:rFonts w:eastAsia="Yu Gothic"/>
-        </w:rPr>
-        <w:t>送信回数の制限（レート制限）を一切実装していないため、同一の訪問者が短時間に大量送信することを防げない。</w:t>
+        <w:t>一方、reCAPTCHAやCloudflare Turnstileのような、より強固なボット判定は「問い合わせのハードルを上げたくない」という方針上、意図的に導入していない。そのため、制限の範囲内（60秒に5回程度）であれば、悪意のある第三者が無関係な第三者のメールアドレス宛に、このサイトの認証済みドメインからメールを送りつける、という悪用の可能性は完全には排除できていない。</w:t>
       </w:r>
     </w:p>
     <w:p>
@@ -1619,7 +1619,7 @@
           <w:b/>
           <w:color w:val="C00000"/>
         </w:rPr>
-        <w:t>お問い合わせフォームには、スパム送信や大量送信を防ぐ仕組み（CAPTCHA・レート制限）が入っていない。悪意のある第三者に狙われた場合、無料枠の上限（送信数・D1書き込み回数）に達するリスクがある。</w:t>
+        <w:t>お問い合わせフォームはレート制限（60秒に5回まで）とメールアドレスの形式チェックを実装済みだが、CAPTCHA等の強固なボット判定は意図的に未導入のため、制限の範囲内での悪用（第三者への迷惑メール送信等）までは防げない。</w:t>
       </w:r>
     </w:p>
     <w:p>
@@ -1693,7 +1693,7 @@
         <w:rPr>
           <w:rFonts w:eastAsia="Yu Gothic"/>
         </w:rPr>
-        <w:t>お問い合わせフォームへのスパム対策として、Cloudflare Turnstile（無料のボット判定機能）の導入を検討する。</w:t>
+        <w:t>Cloudflare Turnstile（無料のボット判定機能）の導入は検討したが、「問い合わせのハードルを上げたくない」という判断により、今回は見送った（レート制限とメールアドレスの形式チェックのみを導入済み）。</w:t>
       </w:r>
     </w:p>
     <w:p>

--- a/astrobox_技術構成の評価.docx
+++ b/astrobox_技術構成の評価.docx
@@ -807,6 +807,20 @@
         <w:t>4.1 Astro</w:t>
       </w:r>
     </w:p>
+    <w:p>
+      <w:pPr>
+        <w:spacing w:after="120"/>
+      </w:pPr>
+      <w:r>
+        <w:rPr>
+          <w:b w:val="0"/>
+          <w:i w:val="0"/>
+          <w:sz w:val="21"/>
+          <w:rFonts w:eastAsia="Yu Gothic"/>
+        </w:rPr>
+        <w:t>Webサイトを作るための土台となるツール（フレームワーク）。ページのHTML・デザイン・処理内容を書くと、実際に公開できるサイトの形に組み立ててくれる。</w:t>
+      </w:r>
+    </w:p>
     <w:tbl>
       <w:tblPr>
         <w:tblStyle w:val="LightGrid-Accent1"/>
@@ -966,6 +980,20 @@
           <w:rFonts w:eastAsia="Yu Gothic"/>
         </w:rPr>
         <w:t>4.2 Keystatic</w:t>
+      </w:r>
+    </w:p>
+    <w:p>
+      <w:pPr>
+        <w:spacing w:after="120"/>
+      </w:pPr>
+      <w:r>
+        <w:rPr>
+          <w:b w:val="0"/>
+          <w:i w:val="0"/>
+          <w:sz w:val="21"/>
+          <w:rFonts w:eastAsia="Yu Gothic"/>
+        </w:rPr>
+        <w:t>ブログ記事などを、コードを書かずにフォーム画面から追加・編集できる管理画面（CMS）。astroboxではブログ記事の管理に使っている。</w:t>
       </w:r>
     </w:p>
     <w:tbl>
@@ -1129,6 +1157,20 @@
         <w:t>4.3 Cloudflare Workers</w:t>
       </w:r>
     </w:p>
+    <w:p>
+      <w:pPr>
+        <w:spacing w:after="120"/>
+      </w:pPr>
+      <w:r>
+        <w:rPr>
+          <w:b w:val="0"/>
+          <w:i w:val="0"/>
+          <w:sz w:val="21"/>
+          <w:rFonts w:eastAsia="Yu Gothic"/>
+        </w:rPr>
+        <w:t>作ったサイトをインターネット上に公開する場所（ホスティングサービス）。GitHubと連携させることで、コードを更新するたびに自動で公開し直してくれる。</w:t>
+      </w:r>
+    </w:p>
     <w:tbl>
       <w:tblPr>
         <w:tblStyle w:val="LightGrid-Accent1"/>
@@ -1290,6 +1332,20 @@
         <w:t>4.4 D1（Cloudflareのデータベース）</w:t>
       </w:r>
     </w:p>
+    <w:p>
+      <w:pPr>
+        <w:spacing w:after="120"/>
+      </w:pPr>
+      <w:r>
+        <w:rPr>
+          <w:b w:val="0"/>
+          <w:i w:val="0"/>
+          <w:sz w:val="21"/>
+          <w:rFonts w:eastAsia="Yu Gothic"/>
+        </w:rPr>
+        <w:t>Cloudflare上で使えるデータベース（データの保存場所）。astroboxではお問い合わせフォームの送信内容を保存するために使っている。</w:t>
+      </w:r>
+    </w:p>
     <w:tbl>
       <w:tblPr>
         <w:tblStyle w:val="LightGrid-Accent1"/>
@@ -1449,6 +1505,20 @@
           <w:rFonts w:eastAsia="Yu Gothic"/>
         </w:rPr>
         <w:t>4.5 Resend</w:t>
+      </w:r>
+    </w:p>
+    <w:p>
+      <w:pPr>
+        <w:spacing w:after="120"/>
+      </w:pPr>
+      <w:r>
+        <w:rPr>
+          <w:b w:val="0"/>
+          <w:i w:val="0"/>
+          <w:sz w:val="21"/>
+          <w:rFonts w:eastAsia="Yu Gothic"/>
+        </w:rPr>
+        <w:t>メールを送信するためのサービス（API）。astroboxではお問い合わせへの自動返信・運営者への通知メールの送信に使っている。</w:t>
       </w:r>
     </w:p>
     <w:tbl>
